--- a/lab4/Отчет по практической работе 4.docx
+++ b/lab4/Отчет по практической работе 4.docx
@@ -17,7 +17,7 @@
           <w:sz w:val="32"/>
           <w:lang w:val="ru-RU"/>
         </w:rPr>
-        <w:t xml:space="preserve">Практическая работа 4. Классификация с помощью ансамбля</w:t>
+        <w:t>Практическая работа 4. Классификация с помощью ансамбля</w:t>
       </w:r>
     </w:p>
     <w:p>
@@ -37,7 +37,7 @@
           <w:szCs w:val="28"/>
           <w:lang w:val="ru-RU"/>
         </w:rPr>
-        <w:t xml:space="preserve">1. Формулировка задания</w:t>
+        <w:t>1. Формулировка задания</w:t>
       </w:r>
     </w:p>
     <w:p>
@@ -54,7 +54,7 @@
           <w:szCs w:val="28"/>
           <w:lang w:val="ru-RU"/>
         </w:rPr>
-        <w:t xml:space="preserve">Разработайте программу, которая выполняет классификацию заданного набора данных с помощью ансамбля. Параметрами программы являются набор данных, техника построения ансамбля (бэггинг, случайный лес или бустинг), число участников ансамбля и параметры выбранной техники.</w:t>
+        <w:t>Разработайте программу, которая выполняет классификацию заданного набора данных с помощью ансамбля. Параметрами программы являются набор данных, техника построения ансамбля (бэггинг, случайный лес или бустинг), число участников ансамбля и параметры выбранной техники.</w:t>
       </w:r>
     </w:p>
     <w:p>
@@ -71,7 +71,7 @@
           <w:szCs w:val="28"/>
           <w:lang w:val="ru-RU"/>
         </w:rPr>
-        <w:t xml:space="preserve">Проведите эксперименты на наборе Census Income из задания «Классификация с помощью дерева решений», варьируя число участников ансамбля от 50 до 100 с шагом 10.</w:t>
+        <w:t>Проведите эксперименты на наборе Census Income из задания «Классификация с помощью дерева решений», варьируя число участников ансамбля от 50 до 100 с шагом 10.</w:t>
       </w:r>
     </w:p>
     <w:p>
@@ -88,7 +88,7 @@
           <w:szCs w:val="28"/>
           <w:lang w:val="ru-RU"/>
         </w:rPr>
-        <w:t xml:space="preserve">Выполните визуализацию полученных результатов в виде диаграммы показателей качества классификации (аккуратность, точность, полнота, F-мера) в зависимости от числа участников ансамбля. Нанесите на диаграмму значения показателей качества, полученные для одиночного дерева решений.</w:t>
+        <w:t>Выполните визуализацию полученных результатов в виде диаграммы показателей качества классификации (аккуратность, точность, полнота, F-мера) в зависимости от числа участников ансамбля. Нанесите на диаграмму значения показателей качества, полученные для одиночного дерева решений.</w:t>
       </w:r>
     </w:p>
     <w:p>
@@ -105,7 +105,7 @@
           <w:szCs w:val="28"/>
           <w:lang w:val="ru-RU"/>
         </w:rPr>
-        <w:t xml:space="preserve">Подготовьте отчет о выполнении задания и загрузите отчет в формате PDF в систему. Отчет должен представлять собой связный и структурированный документ со следующими разделами:</w:t>
+        <w:t>Подготовьте отчет о выполнении задания и загрузите отчет в формате PDF в систему. Отчет должен представлять собой связный и структурированный документ со следующими разделами:</w:t>
       </w:r>
     </w:p>
     <w:p>
@@ -128,7 +128,7 @@
           <w:szCs w:val="28"/>
           <w:lang w:val="ru-RU"/>
         </w:rPr>
-        <w:t xml:space="preserve">формулировка задания;</w:t>
+        <w:t>формулировка задания;</w:t>
       </w:r>
     </w:p>
     <w:p>
@@ -151,7 +151,7 @@
           <w:szCs w:val="28"/>
           <w:lang w:val="ru-RU"/>
         </w:rPr>
-        <w:t xml:space="preserve">гиперссылка на каталог репозитория с исходными текстами, наборами данных и др. сопутствующими материалами;</w:t>
+        <w:t>гиперссылка на каталог репозитория с исходными текстами, наборами данных и др. сопутствующими материалами;</w:t>
       </w:r>
     </w:p>
     <w:p>
@@ -174,7 +174,7 @@
           <w:szCs w:val="28"/>
           <w:lang w:val="ru-RU"/>
         </w:rPr>
-        <w:t xml:space="preserve">рисунки с результатами визуализации;</w:t>
+        <w:t>рисунки с результатами визуализации;</w:t>
       </w:r>
     </w:p>
     <w:p>
@@ -197,7 +197,7 @@
           <w:szCs w:val="28"/>
           <w:lang w:val="ru-RU"/>
         </w:rPr>
-        <w:t xml:space="preserve">пояснения, раскрывающие смысл полученных результатов.</w:t>
+        <w:t>пояснения, раскрывающие смысл полученных результатов.</w:t>
       </w:r>
     </w:p>
     <w:p>
@@ -217,7 +217,7 @@
           <w:szCs w:val="28"/>
           <w:lang w:val="ru-RU"/>
         </w:rPr>
-        <w:t xml:space="preserve">2. Гиперссылка на репозиторий</w:t>
+        <w:t>2. Гиперссылка на репозиторий</w:t>
       </w:r>
     </w:p>
     <w:p>
@@ -234,8 +234,25 @@
           <w:szCs w:val="28"/>
           <w:lang w:val="ru-RU"/>
         </w:rPr>
-        <w:t xml:space="preserve">Репозиторий с исходными текстами, набором данных и сопутствующими материалами (каталог lab4/): https://github.com/shibapc/1st-lab-int.analysis-of-data</w:t>
+        <w:t>Репозиторий с исходными текстами, набором данных и сопутствующими материалами</w:t>
       </w:r>
+      <w:r>
+        <w:rPr>
+          <w:szCs w:val="28"/>
+          <w:lang w:val="ru-RU"/>
+        </w:rPr>
+        <w:t xml:space="preserve">: </w:t>
+      </w:r>
+      <w:hyperlink r:id="rId6" w:history="1">
+        <w:r>
+          <w:rPr>
+            <w:rStyle w:val="aff8"/>
+            <w:szCs w:val="28"/>
+            <w:lang w:val="ru-RU"/>
+          </w:rPr>
+          <w:t>https://github.com/shibapc/int-analysis-of-data</w:t>
+        </w:r>
+      </w:hyperlink>
     </w:p>
     <w:p>
       <w:pPr>
@@ -254,7 +271,8 @@
           <w:szCs w:val="28"/>
           <w:lang w:val="ru-RU"/>
         </w:rPr>
-        <w:t xml:space="preserve">3. Набор данных и метод</w:t>
+        <w:lastRenderedPageBreak/>
+        <w:t>3. Набор данных и метод</w:t>
       </w:r>
     </w:p>
     <w:p>
@@ -271,7 +289,7 @@
           <w:szCs w:val="28"/>
           <w:lang w:val="ru-RU"/>
         </w:rPr>
-        <w:t xml:space="preserve">Census Income (Adult): признаки социально-демографического профиля (возраст, образование, семейное положение, занятость и др.), целевой класс – годовой доход ≤50K или &gt;50K. Пропуски «?» удалены, категориальные признаки закодированы так же, как в практической работе 3. Обучающая выборка – вся очищенная adult.data (30162 объекта), тестовая – adult.test (15060 объектов). Положительный класс для precision/recall/F1 – «&gt;50K».</w:t>
+        <w:t>Census Income (Adult): признаки социально-демографического профиля (возраст, образование, семейное положение, занятость и др.), целевой класс – годовой доход ≤50K или &gt;50K. Пропуски «?» удалены, категориальные признаки закодированы так же, как в практической работе 3. Обучающая выборка – вся очищенная adult.data (30162 объекта), тестовая – adult.test (15060 объектов). Положительный класс для precision/recall/F1 – «&gt;50K».</w:t>
       </w:r>
     </w:p>
     <w:p>
@@ -288,7 +306,7 @@
           <w:szCs w:val="28"/>
           <w:lang w:val="ru-RU"/>
         </w:rPr>
-        <w:t xml:space="preserve">Бэггинг обучает деревья CART (критерий Джини, глубина 12, не менее 20 объектов в листе) на бутстреп-выборках того же размера, используя все признаки; итоговый ответ – голосование большинства. Случайный лес устроен так же, но на каждом разбиении рассматривает только √d признаков (для 14 признаков – 3). Бустинг – градиентный: деревья глубины 3 с темпом обучения learning_rate = 0.1 строятся последовательно и исправляют ошибки предыдущих. Во всех трёх техниках варьируется только число участников: 50, 60, 70, 80, 90, 100; random_state = 42.</w:t>
+        <w:t>Бэггинг обучает деревья CART (критерий Джини, глубина 12, не менее 20 объектов в листе) на бутстреп-выборках того же размера, используя все признаки; итоговый ответ – голосование большинства. Случайный лес устроен так же, но на каждом разбиении рассматривает только √d признаков (для 14 признаков – 3). Бустинг – градиентный: деревья глубины 3 с темпом обучения learning_rate = 0.1 строятся последовательно и исправляют ошибки предыдущих. Во всех трёх техниках варьируется только число участников: 50, 60, 70, 80, 90, 100; random_state = 42.</w:t>
       </w:r>
     </w:p>
     <w:p>
@@ -305,7 +323,7 @@
           <w:szCs w:val="28"/>
           <w:lang w:val="ru-RU"/>
         </w:rPr>
-        <w:t xml:space="preserve">Пример запуска программы: python main.py -t boosting -n 100 (техника, число участников). Серия экспериментов и построение диаграммы выполняются скриптом experiments.py.</w:t>
+        <w:t>Пример запуска программы: python main.py -t boosting -n 100 (техника, число участников). Серия экспериментов и построение диаграммы выполняются скриптом experiments.py.</w:t>
       </w:r>
     </w:p>
     <w:p>
@@ -325,7 +343,7 @@
           <w:szCs w:val="28"/>
           <w:lang w:val="ru-RU"/>
         </w:rPr>
-        <w:t xml:space="preserve">4. Сводка экспериментов</w:t>
+        <w:t>4. Сводка экспериментов</w:t>
       </w:r>
     </w:p>
     <w:p>
@@ -342,12 +360,12 @@
           <w:szCs w:val="28"/>
           <w:lang w:val="ru-RU"/>
         </w:rPr>
-        <w:t xml:space="preserve">В таблице приведены показатели одиночного дерева решений из практической работы 3 и трёх ансамблей при 100 участниках; все модели проверены на одной и той же выборке adult.test.</w:t>
+        <w:t>В таблице приведены показатели одиночного дерева решений из практической работы 3 и трёх ансамблей при 100 участниках; все модели проверены на одной и той же выборке adult.test.</w:t>
       </w:r>
     </w:p>
     <w:p>
       <w:pPr>
-        <w:spacing w:after="120" w:line="240" w:lineRule="auto"/>
+        <w:spacing w:after="120"/>
         <w:ind w:firstLine="0"/>
         <w:jc w:val="center"/>
         <w:rPr>
@@ -361,7 +379,7 @@
           <w:lang w:val="ru-RU"/>
         </w:rPr>
         <w:drawing>
-          <wp:inline distT="0" distB="0" distL="0" distR="0">
+          <wp:inline distT="0" distB="0" distL="0" distR="0" wp14:anchorId="7EEE74CE" wp14:editId="1D03EE23">
             <wp:extent cx="6152515" cy="1467781"/>
             <wp:effectExtent l="0" t="0" r="0" b="0"/>
             <wp:docPr id="101" name="Рисунок 101"/>
@@ -415,13 +433,14 @@
           <w:szCs w:val="28"/>
           <w:lang w:val="ru-RU"/>
         </w:rPr>
-        <w:t xml:space="preserve">5. Показатели качества классификации</w:t>
+        <w:lastRenderedPageBreak/>
+        <w:t>5. Показатели качества классификации</w:t>
       </w:r>
     </w:p>
     <w:p>
       <w:pPr>
         <w:keepNext/>
-        <w:spacing w:after="120" w:line="240" w:lineRule="auto"/>
+        <w:spacing w:after="120"/>
         <w:ind w:firstLine="0"/>
         <w:jc w:val="center"/>
         <w:rPr>
@@ -435,7 +454,7 @@
           <w:lang w:val="ru-RU"/>
         </w:rPr>
         <w:drawing>
-          <wp:inline distT="0" distB="0" distL="0" distR="0">
+          <wp:inline distT="0" distB="0" distL="0" distR="0" wp14:anchorId="3AD36C63" wp14:editId="5BF1EA3B">
             <wp:extent cx="5300000" cy="6063226"/>
             <wp:effectExtent l="0" t="0" r="0" b="0"/>
             <wp:docPr id="102" name="Рисунок 102"/>
@@ -450,7 +469,7 @@
                     <pic:cNvPicPr/>
                   </pic:nvPicPr>
                   <pic:blipFill>
-                    <a:blip r:embed="rId6"/>
+                    <a:blip r:embed="rId8"/>
                     <a:stretch>
                       <a:fillRect/>
                     </a:stretch>
@@ -486,7 +505,7 @@
           <w:szCs w:val="28"/>
           <w:lang w:val="ru-RU"/>
         </w:rPr>
-        <w:t xml:space="preserve">Рисунок 1 – Показатели качества классификации в зависимости от числа участников ансамбля (пунктир – одиночное дерево решений, критерий Gini)</w:t>
+        <w:t>Рисунок 1 – Показатели качества классификации в зависимости от числа участников ансамбля (пунктир – одиночное дерево решений, критерий Gini)</w:t>
       </w:r>
     </w:p>
     <w:p>
@@ -506,7 +525,7 @@
           <w:szCs w:val="28"/>
           <w:lang w:val="ru-RU"/>
         </w:rPr>
-        <w:t xml:space="preserve">6. Смысл полученных результатов</w:t>
+        <w:t>6. Смысл полученных результатов</w:t>
       </w:r>
     </w:p>
     <w:p>
@@ -523,7 +542,15 @@
           <w:szCs w:val="28"/>
           <w:lang w:val="ru-RU"/>
         </w:rPr>
-        <w:t xml:space="preserve">Доля класса &gt;50K на тестовой выборке – 24.6 %. Из-за такого дисбаланса аккуратность легко держится около 85 %, даже если редкий класс найден не полностью, поэтому на диаграмме помимо accuracy показаны precision, recall и F-мера для класса &gt;50K.</w:t>
+        <w:t xml:space="preserve">Доля класса &gt;50K на тестовой выборке – 24.6 %. Из-за такого дисбаланса аккуратность легко держится около 85 %, даже если редкий класс найден не </w:t>
+      </w:r>
+      <w:r>
+        <w:rPr>
+          <w:szCs w:val="28"/>
+          <w:lang w:val="ru-RU"/>
+        </w:rPr>
+        <w:lastRenderedPageBreak/>
+        <w:t>полностью, поэтому на диаграмме помимо accuracy показаны precision, recall и F-мера для класса &gt;50K.</w:t>
       </w:r>
     </w:p>
     <w:p>
@@ -540,7 +567,7 @@
           <w:szCs w:val="28"/>
           <w:lang w:val="ru-RU"/>
         </w:rPr>
-        <w:t xml:space="preserve">Пунктир на каждой панели – одиночное дерево с критерием Gini из практической работы 3: accuracy = 0.848, precision = 0.738, recall = 0.595, F1 = 0.659. Именно этот критерий используют деревья бэггинга и случайного леса, а глубина (12) и минимальное число объектов в листе (20) совпадают с деревом из работы 3. Поэтому отрыв кривых от пунктира показывает эффект именно ансамблирования при той же сложности базового дерева.</w:t>
+        <w:t>Пунктир на каждой панели – одиночное дерево с критерием Gini из практической работы 3: accuracy = 0.848, precision = 0.738, recall = 0.595, F1 = 0.659. Именно этот критерий используют деревья бэггинга и случайного леса, а глубина (12) и минимальное число объектов в листе (20) совпадают с деревом из работы 3. Поэтому отрыв кривых от пунктира показывает эффект именно ансамблирования при той же сложности базового дерева.</w:t>
       </w:r>
     </w:p>
     <w:p>
@@ -557,7 +584,7 @@
           <w:szCs w:val="28"/>
           <w:lang w:val="ru-RU"/>
         </w:rPr>
-        <w:t xml:space="preserve">Бэггинг и случайный лес уже к 50 участникам выходят на плато: дисперсия одиночного дерева к этому моменту усреднена, и увеличение ансамбля до 100 почти ничего не меняет. У бэггинга F-мера 0.671 → 0.670, полнота 0.602 → 0.599; у случайного леса F-мера 0.660 → 0.662, полнота 0.571 → 0.574. Бустинг в этом диапазоне продолжает обучаться: F-мера растёт с 0.657 до 0.684 (+0.027), полнота – с 0.557 до 0.602 (+0.045), аккуратность – с 0.857 до 0.863.</w:t>
+        <w:t>Бэггинг и случайный лес уже к 50 участникам выходят на плато: дисперсия одиночного дерева к этому моменту усреднена, и увеличение ансамбля до 100 почти ничего не меняет. У бэггинга F-мера 0.671 → 0.670, полнота 0.602 → 0.599; у случайного леса F-мера 0.660 → 0.662, полнота 0.571 → 0.574. Бустинг в этом диапазоне продолжает обучаться: F-мера растёт с 0.657 до 0.684 (+0.027), полнота – с 0.557 до 0.602 (+0.045), аккуратность – с 0.857 до 0.863.</w:t>
       </w:r>
     </w:p>
     <w:p>
@@ -574,7 +601,7 @@
           <w:szCs w:val="28"/>
           <w:lang w:val="ru-RU"/>
         </w:rPr>
-        <w:t xml:space="preserve">Случайный лес точнее бэггинга (precision 0.781 против 0.759), но хуже находит класс &gt;50K (recall 0.574 против 0.599). Рассматривая на каждом разбиении лишь часть признаков, лес реже присваивает рискованную метку &gt;50K, поэтому точность выше, а полнота и F-мера ниже, чем у бэггинга (F1 0.662 против 0.670).</w:t>
+        <w:t>Случайный лес точнее бэггинга (precision 0.781 против 0.759), но хуже находит класс &gt;50K (recall 0.574 против 0.599). Рассматривая на каждом разбиении лишь часть признаков, лес реже присваивает рискованную метку &gt;50K, поэтому точность выше, а полнота и F-мера ниже, чем у бэггинга (F1 0.662 против 0.670).</w:t>
       </w:r>
     </w:p>
     <w:p>
@@ -591,7 +618,7 @@
           <w:szCs w:val="28"/>
           <w:lang w:val="ru-RU"/>
         </w:rPr>
-        <w:t xml:space="preserve">Бустинг к 100 деревьям обгоняет обе техники и по аккуратности, и по F-мере (accuracy = 0.863, precision = 0.791, recall = 0.602, F1 = 0.684). Одно дерево глубины 3 заметно слабее дерева из работы 3, но цепочка из ста таких деревьев, каждое из которых исправляет ошибки предыдущих, строит более точную границу классов. При 50 участниках F-мера бустинга ещё ниже линии одиночного дерева, при 100 – отрыв уже устойчивый.</w:t>
+        <w:t>Бустинг к 100 деревьям обгоняет обе техники и по аккуратности, и по F-мере (accuracy = 0.863, precision = 0.791, recall = 0.602, F1 = 0.684). Одно дерево глубины 3 заметно слабее дерева из работы 3, но цепочка из ста таких деревьев, каждое из которых исправляет ошибки предыдущих, строит более точную границу классов. При 50 участниках F-мера бустинга ещё ниже линии одиночного дерева, при 100 – отрыв уже устойчивый.</w:t>
       </w:r>
     </w:p>
     <w:p>
@@ -608,7 +635,15 @@
           <w:szCs w:val="28"/>
           <w:lang w:val="ru-RU"/>
         </w:rPr>
-        <w:t xml:space="preserve">При 100 участниках прирост F-меры относительно дерева Gini составляет: бэггинг +0.011, случайный лес +0.003, бустинг +0.025. По аккуратности и точности все три ансамбля выше одиночного дерева: несколько деревьев сглаживают разбиения, которые одно дерево подгоняет под обучающую выборку. По полноте выигрыш есть не у всех: случайный лес уступает дереву по recall и почти совпадает с ним по F-мере, то есть его преимущество – в более осторожных срабатываниях, а не в более полном обнаружении редкого класса.</w:t>
+        <w:t xml:space="preserve">При 100 участниках прирост F-меры относительно дерева Gini составляет: бэггинг +0.011, случайный лес +0.003, бустинг +0.025. По аккуратности и точности все три ансамбля выше одиночного дерева: несколько деревьев </w:t>
+      </w:r>
+      <w:r>
+        <w:rPr>
+          <w:szCs w:val="28"/>
+          <w:lang w:val="ru-RU"/>
+        </w:rPr>
+        <w:lastRenderedPageBreak/>
+        <w:t>сглаживают разбиения, которые одно дерево подгоняет под обучающую выборку. По полноте выигрыш есть не у всех: случайный лес уступает дереву по recall и почти совпадает с ним по F-мере, то есть его преимущество – в более осторожных срабатываниях, а не в более полном обнаружении редкого класса.</w:t>
       </w:r>
     </w:p>
     <w:p>
@@ -625,12 +660,12 @@
           <w:szCs w:val="28"/>
           <w:lang w:val="ru-RU"/>
         </w:rPr>
-        <w:t xml:space="preserve">Полные результаты для всех трёх техник и шести размеров ансамбля приведены в таблице ниже.</w:t>
+        <w:t>Полные результаты для всех трёх техник и шести размеров ансамбля приведены в таблице ниже.</w:t>
       </w:r>
     </w:p>
     <w:p>
       <w:pPr>
-        <w:spacing w:after="120" w:line="240" w:lineRule="auto"/>
+        <w:spacing w:after="120"/>
         <w:ind w:firstLine="0"/>
         <w:jc w:val="center"/>
         <w:rPr>
@@ -644,7 +679,7 @@
           <w:lang w:val="ru-RU"/>
         </w:rPr>
         <w:drawing>
-          <wp:inline distT="0" distB="0" distL="0" distR="0">
+          <wp:inline distT="0" distB="0" distL="0" distR="0" wp14:anchorId="6AB3B239" wp14:editId="0AC917EA">
             <wp:extent cx="6152515" cy="3642836"/>
             <wp:effectExtent l="0" t="0" r="0" b="0"/>
             <wp:docPr id="103" name="Рисунок 103"/>
@@ -659,7 +694,7 @@
                     <pic:cNvPicPr/>
                   </pic:nvPicPr>
                   <pic:blipFill>
-                    <a:blip r:embed="rId8"/>
+                    <a:blip r:embed="rId9"/>
                     <a:stretch>
                       <a:fillRect/>
                     </a:stretch>
@@ -12852,6 +12887,18 @@
       <w:shd w:val="clear" w:color="auto" w:fill="E1DFDD"/>
     </w:rPr>
   </w:style>
+  <w:style w:type="character" w:styleId="affa">
+    <w:name w:val="FollowedHyperlink"/>
+    <w:basedOn w:val="a2"/>
+    <w:uiPriority w:val="99"/>
+    <w:semiHidden/>
+    <w:unhideWhenUsed/>
+    <w:rsid w:val="008E1D2A"/>
+    <w:rPr>
+      <w:color w:val="800080" w:themeColor="followedHyperlink"/>
+      <w:u w:val="single"/>
+    </w:rPr>
+  </w:style>
 </w:styles>
 </file>
 
